--- a/Archives/송광민/9월6일_학습일지/네트워크 게임 프로그래밍 학습일지.docx
+++ b/Archives/송광민/9월6일_학습일지/네트워크 게임 프로그래밍 학습일지.docx
@@ -77,7 +77,7 @@
                     <pic:cNvPicPr/>
                   </pic:nvPicPr>
                   <pic:blipFill>
-                    <a:blip r:embed="rId4"/>
+                    <a:blip r:embed="rId6"/>
                     <a:stretch>
                       <a:fillRect/>
                     </a:stretch>
@@ -110,6 +110,20 @@
           <w:rFonts w:hint="eastAsia"/>
           <w:szCs w:val="22"/>
         </w:rPr>
+        <w:t>(사진 1)</w:t>
+      </w:r>
+    </w:p>
+    <w:p>
+      <w:pPr>
+        <w:rPr>
+          <w:szCs w:val="22"/>
+        </w:rPr>
+      </w:pPr>
+      <w:r>
+        <w:rPr>
+          <w:rFonts w:hint="eastAsia"/>
+          <w:szCs w:val="22"/>
+        </w:rPr>
         <w:t>(예제 코드는 server_before.cpp로 저장하였다.)</w:t>
       </w:r>
     </w:p>
@@ -130,16 +144,554 @@
     <w:p>
       <w:pPr>
         <w:rPr>
-          <w:rFonts w:hint="eastAsia"/>
-          <w:szCs w:val="22"/>
-        </w:rPr>
-      </w:pPr>
-      <w:r>
-        <w:rPr>
-          <w:rFonts w:hint="eastAsia"/>
-          <w:szCs w:val="22"/>
-        </w:rPr>
-        <w:t xml:space="preserve">게임에서는 클라이언트가 자신의 입력만 보내는 것이 아니라, 서버 쪽에서 </w:t>
+          <w:szCs w:val="22"/>
+        </w:rPr>
+      </w:pPr>
+      <w:r>
+        <w:rPr>
+          <w:rFonts w:hint="eastAsia"/>
+          <w:szCs w:val="22"/>
+        </w:rPr>
+        <w:t>게임에서는 클라이언트가 자신의 입력만 보내는 것이 아니라, 서버 쪽에서</w:t>
+      </w:r>
+      <w:r>
+        <w:rPr>
+          <w:rFonts w:hint="eastAsia"/>
+          <w:szCs w:val="22"/>
+        </w:rPr>
+        <w:t>도 출력을 받아야 한다.</w:t>
+      </w:r>
+    </w:p>
+    <w:p>
+      <w:pPr>
+        <w:rPr>
+          <w:szCs w:val="22"/>
+        </w:rPr>
+      </w:pPr>
+    </w:p>
+    <w:p>
+      <w:pPr>
+        <w:rPr>
+          <w:szCs w:val="22"/>
+        </w:rPr>
+      </w:pPr>
+    </w:p>
+    <w:p>
+      <w:pPr>
+        <w:rPr>
+          <w:rFonts w:hint="eastAsia"/>
+          <w:szCs w:val="22"/>
+        </w:rPr>
+      </w:pPr>
+      <w:r>
+        <w:rPr>
+          <w:rFonts w:hint="eastAsia"/>
+          <w:szCs w:val="22"/>
+        </w:rPr>
+        <w:t>조사를 통해 메시지를 보낼 수 있는 send() 함수가 존재하는 것을 확인, 클라이언트 쪽에서 서버가 받은 문자를 받을 수 있도록 코드를 수정하였다.</w:t>
+      </w:r>
+    </w:p>
+    <w:p>
+      <w:pPr>
+        <w:rPr>
+          <w:rFonts w:hint="eastAsia"/>
+          <w:szCs w:val="22"/>
+        </w:rPr>
+      </w:pPr>
+      <w:r>
+        <w:rPr>
+          <w:rFonts w:hint="eastAsia"/>
+          <w:szCs w:val="22"/>
+        </w:rPr>
+        <w:t>(코드는 server_after.cpp로 저장하였다.)</w:t>
+      </w:r>
+    </w:p>
+    <w:p>
+      <w:pPr>
+        <w:rPr>
+          <w:szCs w:val="22"/>
+        </w:rPr>
+      </w:pPr>
+      <w:r>
+        <w:rPr>
+          <w:noProof/>
+        </w:rPr>
+        <w:lastRenderedPageBreak/>
+        <w:drawing>
+          <wp:inline distT="0" distB="0" distL="0" distR="0" wp14:anchorId="584561F0" wp14:editId="5C71A47B">
+            <wp:extent cx="5731510" cy="2970530"/>
+            <wp:effectExtent l="0" t="0" r="2540" b="1270"/>
+            <wp:docPr id="145684395" name="그림 1"/>
+            <wp:cNvGraphicFramePr>
+              <a:graphicFrameLocks xmlns:a="http://schemas.openxmlformats.org/drawingml/2006/main" noChangeAspect="1"/>
+            </wp:cNvGraphicFramePr>
+            <a:graphic xmlns:a="http://schemas.openxmlformats.org/drawingml/2006/main">
+              <a:graphicData uri="http://schemas.openxmlformats.org/drawingml/2006/picture">
+                <pic:pic xmlns:pic="http://schemas.openxmlformats.org/drawingml/2006/picture">
+                  <pic:nvPicPr>
+                    <pic:cNvPr id="145684395" name=""/>
+                    <pic:cNvPicPr/>
+                  </pic:nvPicPr>
+                  <pic:blipFill>
+                    <a:blip r:embed="rId7"/>
+                    <a:stretch>
+                      <a:fillRect/>
+                    </a:stretch>
+                  </pic:blipFill>
+                  <pic:spPr>
+                    <a:xfrm>
+                      <a:off x="0" y="0"/>
+                      <a:ext cx="5731510" cy="2970530"/>
+                    </a:xfrm>
+                    <a:prstGeom prst="rect">
+                      <a:avLst/>
+                    </a:prstGeom>
+                  </pic:spPr>
+                </pic:pic>
+              </a:graphicData>
+            </a:graphic>
+          </wp:inline>
+        </w:drawing>
+      </w:r>
+    </w:p>
+    <w:p>
+      <w:pPr>
+        <w:rPr>
+          <w:rFonts w:hint="eastAsia"/>
+          <w:szCs w:val="22"/>
+        </w:rPr>
+      </w:pPr>
+      <w:r>
+        <w:rPr>
+          <w:rFonts w:hint="eastAsia"/>
+          <w:szCs w:val="22"/>
+        </w:rPr>
+        <w:t>(사진 2)</w:t>
+      </w:r>
+    </w:p>
+    <w:p>
+      <w:pPr>
+        <w:rPr>
+          <w:szCs w:val="22"/>
+        </w:rPr>
+      </w:pPr>
+      <w:proofErr w:type="spellStart"/>
+      <w:r>
+        <w:rPr>
+          <w:szCs w:val="22"/>
+        </w:rPr>
+        <w:t>A</w:t>
+      </w:r>
+      <w:r>
+        <w:rPr>
+          <w:rFonts w:hint="eastAsia"/>
+          <w:szCs w:val="22"/>
+        </w:rPr>
+        <w:t>sd</w:t>
+      </w:r>
+      <w:proofErr w:type="spellEnd"/>
+      <w:r>
+        <w:rPr>
+          <w:rFonts w:hint="eastAsia"/>
+          <w:szCs w:val="22"/>
+        </w:rPr>
+        <w:t xml:space="preserve">를 입력했을 경우 s와 d가 중복 입력되는 현상이 발생했다. </w:t>
+      </w:r>
+    </w:p>
+    <w:p>
+      <w:pPr>
+        <w:rPr>
+          <w:rFonts w:hint="eastAsia"/>
+          <w:szCs w:val="22"/>
+        </w:rPr>
+      </w:pPr>
+      <w:r>
+        <w:rPr>
+          <w:rFonts w:hint="eastAsia"/>
+          <w:szCs w:val="22"/>
+        </w:rPr>
+        <w:t xml:space="preserve">입력을 두 개 받았나 확인하기 위해서 </w:t>
+      </w:r>
+      <w:proofErr w:type="spellStart"/>
+      <w:r>
+        <w:rPr>
+          <w:szCs w:val="22"/>
+        </w:rPr>
+        <w:t>recv</w:t>
+      </w:r>
+      <w:proofErr w:type="spellEnd"/>
+      <w:r>
+        <w:rPr>
+          <w:rFonts w:hint="eastAsia"/>
+          <w:szCs w:val="22"/>
+        </w:rPr>
+        <w:t xml:space="preserve">() 함수의 </w:t>
+      </w:r>
+      <w:proofErr w:type="spellStart"/>
+      <w:r>
+        <w:rPr>
+          <w:rFonts w:hint="eastAsia"/>
+          <w:szCs w:val="22"/>
+        </w:rPr>
+        <w:t>리턴값을</w:t>
+      </w:r>
+      <w:proofErr w:type="spellEnd"/>
+      <w:r>
+        <w:rPr>
+          <w:rFonts w:hint="eastAsia"/>
+          <w:szCs w:val="22"/>
+        </w:rPr>
+        <w:t xml:space="preserve"> 출력했지만 1이 출력되었고, </w:t>
+      </w:r>
+      <w:r>
+        <w:rPr>
+          <w:rFonts w:hint="eastAsia"/>
+          <w:szCs w:val="22"/>
+        </w:rPr>
+        <w:t>server_</w:t>
+      </w:r>
+      <w:r>
+        <w:rPr>
+          <w:rFonts w:hint="eastAsia"/>
+          <w:szCs w:val="22"/>
+        </w:rPr>
+        <w:t>debug</w:t>
+      </w:r>
+      <w:r>
+        <w:rPr>
+          <w:rFonts w:hint="eastAsia"/>
+          <w:szCs w:val="22"/>
+        </w:rPr>
+        <w:t>.cpp</w:t>
+      </w:r>
+      <w:r>
+        <w:rPr>
+          <w:rFonts w:hint="eastAsia"/>
+          <w:szCs w:val="22"/>
+        </w:rPr>
+        <w:t>의 코드대로 실행했을 경우에도 아래 이미지와 같이 입력한 문자 한번, 1 한번, 입력한 문자 한번이 출력되었다.</w:t>
+      </w:r>
+    </w:p>
+    <w:p>
+      <w:pPr>
+        <w:rPr>
+          <w:rFonts w:hint="eastAsia"/>
+          <w:szCs w:val="22"/>
+        </w:rPr>
+      </w:pPr>
+    </w:p>
+    <w:p>
+      <w:pPr>
+        <w:rPr>
+          <w:szCs w:val="22"/>
+        </w:rPr>
+      </w:pPr>
+      <w:r>
+        <w:rPr>
+          <w:noProof/>
+        </w:rPr>
+        <w:drawing>
+          <wp:inline distT="0" distB="0" distL="0" distR="0" wp14:anchorId="5A2F61A5" wp14:editId="2EA884AE">
+            <wp:extent cx="5731510" cy="2909570"/>
+            <wp:effectExtent l="0" t="0" r="2540" b="5080"/>
+            <wp:docPr id="686636602" name="그림 1"/>
+            <wp:cNvGraphicFramePr>
+              <a:graphicFrameLocks xmlns:a="http://schemas.openxmlformats.org/drawingml/2006/main" noChangeAspect="1"/>
+            </wp:cNvGraphicFramePr>
+            <a:graphic xmlns:a="http://schemas.openxmlformats.org/drawingml/2006/main">
+              <a:graphicData uri="http://schemas.openxmlformats.org/drawingml/2006/picture">
+                <pic:pic xmlns:pic="http://schemas.openxmlformats.org/drawingml/2006/picture">
+                  <pic:nvPicPr>
+                    <pic:cNvPr id="686636602" name=""/>
+                    <pic:cNvPicPr/>
+                  </pic:nvPicPr>
+                  <pic:blipFill>
+                    <a:blip r:embed="rId8"/>
+                    <a:stretch>
+                      <a:fillRect/>
+                    </a:stretch>
+                  </pic:blipFill>
+                  <pic:spPr>
+                    <a:xfrm>
+                      <a:off x="0" y="0"/>
+                      <a:ext cx="5731510" cy="2909570"/>
+                    </a:xfrm>
+                    <a:prstGeom prst="rect">
+                      <a:avLst/>
+                    </a:prstGeom>
+                  </pic:spPr>
+                </pic:pic>
+              </a:graphicData>
+            </a:graphic>
+          </wp:inline>
+        </w:drawing>
+      </w:r>
+    </w:p>
+    <w:p>
+      <w:pPr>
+        <w:rPr>
+          <w:szCs w:val="22"/>
+        </w:rPr>
+      </w:pPr>
+      <w:r>
+        <w:rPr>
+          <w:rFonts w:hint="eastAsia"/>
+          <w:szCs w:val="22"/>
+        </w:rPr>
+        <w:t>(사진 3)</w:t>
+      </w:r>
+    </w:p>
+    <w:p>
+      <w:pPr>
+        <w:rPr>
+          <w:rFonts w:hint="eastAsia"/>
+          <w:szCs w:val="22"/>
+        </w:rPr>
+      </w:pPr>
+    </w:p>
+    <w:p>
+      <w:pPr>
+        <w:rPr>
+          <w:szCs w:val="22"/>
+        </w:rPr>
+      </w:pPr>
+      <w:r>
+        <w:rPr>
+          <w:rFonts w:hint="eastAsia"/>
+          <w:szCs w:val="22"/>
+        </w:rPr>
+        <w:lastRenderedPageBreak/>
+        <w:t xml:space="preserve">추가적인 디버깅을 위해 서버가 받은 문자를 send() 하는 라인을 주석 처리하고, </w:t>
+      </w:r>
+      <w:proofErr w:type="gramStart"/>
+      <w:r>
+        <w:rPr>
+          <w:rFonts w:hint="eastAsia"/>
+          <w:szCs w:val="22"/>
+        </w:rPr>
+        <w:t>테스트 해</w:t>
+      </w:r>
+      <w:proofErr w:type="gramEnd"/>
+      <w:r>
+        <w:rPr>
+          <w:rFonts w:hint="eastAsia"/>
+          <w:szCs w:val="22"/>
+        </w:rPr>
+        <w:t xml:space="preserve"> 본 결과는 아래와 같다</w:t>
+      </w:r>
+      <w:r>
+        <w:rPr>
+          <w:noProof/>
+        </w:rPr>
+        <w:drawing>
+          <wp:inline distT="0" distB="0" distL="0" distR="0" wp14:anchorId="26D36B87" wp14:editId="5C038820">
+            <wp:extent cx="5731510" cy="2928620"/>
+            <wp:effectExtent l="0" t="0" r="2540" b="5080"/>
+            <wp:docPr id="1308369462" name="그림 1"/>
+            <wp:cNvGraphicFramePr>
+              <a:graphicFrameLocks xmlns:a="http://schemas.openxmlformats.org/drawingml/2006/main" noChangeAspect="1"/>
+            </wp:cNvGraphicFramePr>
+            <a:graphic xmlns:a="http://schemas.openxmlformats.org/drawingml/2006/main">
+              <a:graphicData uri="http://schemas.openxmlformats.org/drawingml/2006/picture">
+                <pic:pic xmlns:pic="http://schemas.openxmlformats.org/drawingml/2006/picture">
+                  <pic:nvPicPr>
+                    <pic:cNvPr id="1308369462" name=""/>
+                    <pic:cNvPicPr/>
+                  </pic:nvPicPr>
+                  <pic:blipFill>
+                    <a:blip r:embed="rId9"/>
+                    <a:stretch>
+                      <a:fillRect/>
+                    </a:stretch>
+                  </pic:blipFill>
+                  <pic:spPr>
+                    <a:xfrm>
+                      <a:off x="0" y="0"/>
+                      <a:ext cx="5731510" cy="2928620"/>
+                    </a:xfrm>
+                    <a:prstGeom prst="rect">
+                      <a:avLst/>
+                    </a:prstGeom>
+                  </pic:spPr>
+                </pic:pic>
+              </a:graphicData>
+            </a:graphic>
+          </wp:inline>
+        </w:drawing>
+      </w:r>
+    </w:p>
+    <w:p>
+      <w:pPr>
+        <w:rPr>
+          <w:rFonts w:hint="eastAsia"/>
+          <w:szCs w:val="22"/>
+        </w:rPr>
+      </w:pPr>
+      <w:r>
+        <w:rPr>
+          <w:rFonts w:hint="eastAsia"/>
+          <w:szCs w:val="22"/>
+        </w:rPr>
+        <w:t>(사진 4)</w:t>
+      </w:r>
+    </w:p>
+    <w:p>
+      <w:pPr>
+        <w:rPr>
+          <w:szCs w:val="22"/>
+        </w:rPr>
+      </w:pPr>
+      <w:r>
+        <w:rPr>
+          <w:rFonts w:hint="eastAsia"/>
+          <w:szCs w:val="22"/>
+        </w:rPr>
+        <w:t xml:space="preserve">첫 번째 a는 정상적으로 1만 출력되지만, 두 </w:t>
+      </w:r>
+      <w:proofErr w:type="spellStart"/>
+      <w:r>
+        <w:rPr>
+          <w:rFonts w:hint="eastAsia"/>
+          <w:szCs w:val="22"/>
+        </w:rPr>
+        <w:t>번째부터는</w:t>
+      </w:r>
+      <w:proofErr w:type="spellEnd"/>
+      <w:r>
+        <w:rPr>
+          <w:rFonts w:hint="eastAsia"/>
+          <w:szCs w:val="22"/>
+        </w:rPr>
+        <w:t xml:space="preserve"> 입력했던 문자가 1 이전에 출력되는 것으로 확인되었다.</w:t>
+      </w:r>
+    </w:p>
+    <w:p>
+      <w:pPr>
+        <w:rPr>
+          <w:szCs w:val="22"/>
+        </w:rPr>
+      </w:pPr>
+      <w:r>
+        <w:rPr>
+          <w:rFonts w:hint="eastAsia"/>
+          <w:szCs w:val="22"/>
+        </w:rPr>
+        <w:t>따라서 사진 3에서 s1s의 구조는 아래와 같다</w:t>
+      </w:r>
+    </w:p>
+    <w:p>
+      <w:pPr>
+        <w:rPr>
+          <w:szCs w:val="22"/>
+        </w:rPr>
+      </w:pPr>
+      <w:r>
+        <w:rPr>
+          <w:rFonts w:hint="eastAsia"/>
+          <w:szCs w:val="22"/>
+        </w:rPr>
+        <w:t>s(예상하지 않게 출력되는 문자) 1(숫자) s(예상대로 출력되는 문자)</w:t>
+      </w:r>
+    </w:p>
+    <w:p>
+      <w:pPr>
+        <w:rPr>
+          <w:szCs w:val="22"/>
+        </w:rPr>
+      </w:pPr>
+    </w:p>
+    <w:p>
+      <w:pPr>
+        <w:rPr>
+          <w:szCs w:val="22"/>
+        </w:rPr>
+      </w:pPr>
+      <w:r>
+        <w:rPr>
+          <w:rFonts w:hint="eastAsia"/>
+          <w:szCs w:val="22"/>
+        </w:rPr>
+        <w:t>이러한 문제에 대해 조사해 본 결과, 텔넷에서는 로컬 에코라는 기능이 있어서 스스로의 입력을 출력하는 기능이 있었다.</w:t>
+      </w:r>
+    </w:p>
+    <w:p>
+      <w:pPr>
+        <w:rPr>
+          <w:szCs w:val="22"/>
+        </w:rPr>
+      </w:pPr>
+      <w:r>
+        <w:rPr>
+          <w:rFonts w:hint="eastAsia"/>
+          <w:szCs w:val="22"/>
+        </w:rPr>
+        <w:t>그 이후 클라이언트 쪽의 문자열을 확인해 본 결과 첫 번째가 정상적으로 출력된 것이 아니고 앞에 공백 문자가 있었다.</w:t>
+      </w:r>
+    </w:p>
+    <w:p>
+      <w:pPr>
+        <w:rPr>
+          <w:szCs w:val="22"/>
+        </w:rPr>
+      </w:pPr>
+    </w:p>
+    <w:p>
+      <w:pPr>
+        <w:rPr>
+          <w:szCs w:val="22"/>
+        </w:rPr>
+      </w:pPr>
+      <w:r>
+        <w:rPr>
+          <w:rFonts w:hint="eastAsia"/>
+          <w:szCs w:val="22"/>
+        </w:rPr>
+        <w:t xml:space="preserve">그래서 추후에 이 문제를 정확하게 동일하게 사진 4의 경우라면 </w:t>
+      </w:r>
+      <w:proofErr w:type="spellStart"/>
+      <w:r>
+        <w:rPr>
+          <w:rFonts w:hint="eastAsia"/>
+          <w:szCs w:val="22"/>
+        </w:rPr>
+        <w:t>asdfasdf</w:t>
+      </w:r>
+      <w:proofErr w:type="spellEnd"/>
+      <w:r>
+        <w:rPr>
+          <w:rFonts w:hint="eastAsia"/>
+          <w:szCs w:val="22"/>
+        </w:rPr>
+        <w:t>로 클라이언트가 출력하게 하기 위해서는 둘 중 하나를 해결해야 할 것이다.</w:t>
+      </w:r>
+    </w:p>
+    <w:p>
+      <w:pPr>
+        <w:rPr>
+          <w:szCs w:val="22"/>
+        </w:rPr>
+      </w:pPr>
+      <w:r>
+        <w:rPr>
+          <w:rFonts w:hint="eastAsia"/>
+          <w:szCs w:val="22"/>
+        </w:rPr>
+        <w:t>1. 첫 번째 a가 공백 문자로 출력되는 문제</w:t>
+      </w:r>
+    </w:p>
+    <w:p>
+      <w:pPr>
+        <w:rPr>
+          <w:rFonts w:hint="eastAsia"/>
+          <w:szCs w:val="22"/>
+        </w:rPr>
+      </w:pPr>
+      <w:r>
+        <w:rPr>
+          <w:rFonts w:hint="eastAsia"/>
+          <w:szCs w:val="22"/>
+        </w:rPr>
+        <w:t>2. 로컬 에코를 끄는 기능</w:t>
       </w:r>
     </w:p>
     <w:sectPr>
@@ -150,6 +702,56 @@
     </w:sectPr>
   </w:body>
 </w:document>
+</file>
+
+<file path=word/endnotes.xml><?xml version="1.0" encoding="utf-8"?>
+<w:endnotes xmlns:wpc="http://schemas.microsoft.com/office/word/2010/wordprocessingCanvas" xmlns:cx="http://schemas.microsoft.com/office/drawing/2014/chartex" xmlns:cx1="http://schemas.microsoft.com/office/drawing/2015/9/8/chartex" xmlns:cx2="http://schemas.microsoft.com/office/drawing/2015/10/21/chartex" xmlns:cx3="http://schemas.microsoft.com/office/drawing/2016/5/9/chartex" xmlns:cx4="http://schemas.microsoft.com/office/drawing/2016/5/10/chartex" xmlns:cx5="http://schemas.microsoft.com/office/drawing/2016/5/11/chartex" xmlns:cx6="http://schemas.microsoft.com/office/drawing/2016/5/12/chartex" xmlns:cx7="http://schemas.microsoft.com/office/drawing/2016/5/13/chartex" xmlns:cx8="http://schemas.microsoft.com/office/drawing/2016/5/14/chartex" xmlns:mc="http://schemas.openxmlformats.org/markup-compatibility/2006" xmlns:aink="http://schemas.microsoft.com/office/drawing/2016/ink" xmlns:am3d="http://schemas.microsoft.com/office/drawing/2017/model3d" xmlns:o="urn:schemas-microsoft-com:office:office" xmlns:oel="http://schemas.microsoft.com/office/2019/extlst" xmlns:r="http://schemas.openxmlformats.org/officeDocument/2006/relationships" xmlns:m="http://schemas.openxmlformats.org/officeDocument/2006/math" xmlns:v="urn:schemas-microsoft-com:vml" xmlns:wp14="http://schemas.microsoft.com/office/word/2010/wordprocessingDrawing" xmlns:wp="http://schemas.openxmlformats.org/drawingml/2006/wordprocessingDrawing" xmlns:w10="urn:schemas-microsoft-com:office:word" xmlns:w="http://schemas.openxmlformats.org/wordprocessingml/2006/main" xmlns:w14="http://schemas.microsoft.com/office/word/2010/wordml" xmlns:w15="http://schemas.microsoft.com/office/word/2012/wordml" xmlns:w16cex="http://schemas.microsoft.com/office/word/2018/wordml/cex" xmlns:w16cid="http://schemas.microsoft.com/office/word/2016/wordml/cid" xmlns:w16="http://schemas.microsoft.com/office/word/2018/wordml" xmlns:w16du="http://schemas.microsoft.com/office/word/2023/wordml/word16du" xmlns:w16sdtdh="http://schemas.microsoft.com/office/word/2020/wordml/sdtdatahash" xmlns:w16sdtfl="http://schemas.microsoft.com/office/word/2024/wordml/sdtformatlock" xmlns:w16se="http://schemas.microsoft.com/office/word/2015/wordml/symex" xmlns:wpg="http://schemas.microsoft.com/office/word/2010/wordprocessingGroup" xmlns:wpi="http://schemas.microsoft.com/office/word/2010/wordprocessingInk" xmlns:wne="http://schemas.microsoft.com/office/word/2006/wordml" xmlns:wps="http://schemas.microsoft.com/office/word/2010/wordprocessingShape" mc:Ignorable="w14 w15 w16se w16cid w16 w16cex w16sdtdh w16sdtfl w16du wp14">
+  <w:endnote w:type="separator" w:id="-1">
+    <w:p>
+      <w:pPr>
+        <w:spacing w:after="0"/>
+      </w:pPr>
+      <w:r>
+        <w:separator/>
+      </w:r>
+    </w:p>
+  </w:endnote>
+  <w:endnote w:type="continuationSeparator" w:id="0">
+    <w:p>
+      <w:pPr>
+        <w:spacing w:after="0"/>
+      </w:pPr>
+      <w:r>
+        <w:continuationSeparator/>
+      </w:r>
+    </w:p>
+  </w:endnote>
+</w:endnotes>
+</file>
+
+<file path=word/footnotes.xml><?xml version="1.0" encoding="utf-8"?>
+<w:footnotes xmlns:wpc="http://schemas.microsoft.com/office/word/2010/wordprocessingCanvas" xmlns:cx="http://schemas.microsoft.com/office/drawing/2014/chartex" xmlns:cx1="http://schemas.microsoft.com/office/drawing/2015/9/8/chartex" xmlns:cx2="http://schemas.microsoft.com/office/drawing/2015/10/21/chartex" xmlns:cx3="http://schemas.microsoft.com/office/drawing/2016/5/9/chartex" xmlns:cx4="http://schemas.microsoft.com/office/drawing/2016/5/10/chartex" xmlns:cx5="http://schemas.microsoft.com/office/drawing/2016/5/11/chartex" xmlns:cx6="http://schemas.microsoft.com/office/drawing/2016/5/12/chartex" xmlns:cx7="http://schemas.microsoft.com/office/drawing/2016/5/13/chartex" xmlns:cx8="http://schemas.microsoft.com/office/drawing/2016/5/14/chartex" xmlns:mc="http://schemas.openxmlformats.org/markup-compatibility/2006" xmlns:aink="http://schemas.microsoft.com/office/drawing/2016/ink" xmlns:am3d="http://schemas.microsoft.com/office/drawing/2017/model3d" xmlns:o="urn:schemas-microsoft-com:office:office" xmlns:oel="http://schemas.microsoft.com/office/2019/extlst" xmlns:r="http://schemas.openxmlformats.org/officeDocument/2006/relationships" xmlns:m="http://schemas.openxmlformats.org/officeDocument/2006/math" xmlns:v="urn:schemas-microsoft-com:vml" xmlns:wp14="http://schemas.microsoft.com/office/word/2010/wordprocessingDrawing" xmlns:wp="http://schemas.openxmlformats.org/drawingml/2006/wordprocessingDrawing" xmlns:w10="urn:schemas-microsoft-com:office:word" xmlns:w="http://schemas.openxmlformats.org/wordprocessingml/2006/main" xmlns:w14="http://schemas.microsoft.com/office/word/2010/wordml" xmlns:w15="http://schemas.microsoft.com/office/word/2012/wordml" xmlns:w16cex="http://schemas.microsoft.com/office/word/2018/wordml/cex" xmlns:w16cid="http://schemas.microsoft.com/office/word/2016/wordml/cid" xmlns:w16="http://schemas.microsoft.com/office/word/2018/wordml" xmlns:w16du="http://schemas.microsoft.com/office/word/2023/wordml/word16du" xmlns:w16sdtdh="http://schemas.microsoft.com/office/word/2020/wordml/sdtdatahash" xmlns:w16sdtfl="http://schemas.microsoft.com/office/word/2024/wordml/sdtformatlock" xmlns:w16se="http://schemas.microsoft.com/office/word/2015/wordml/symex" xmlns:wpg="http://schemas.microsoft.com/office/word/2010/wordprocessingGroup" xmlns:wpi="http://schemas.microsoft.com/office/word/2010/wordprocessingInk" xmlns:wne="http://schemas.microsoft.com/office/word/2006/wordml" xmlns:wps="http://schemas.microsoft.com/office/word/2010/wordprocessingShape" mc:Ignorable="w14 w15 w16se w16cid w16 w16cex w16sdtdh w16sdtfl w16du wp14">
+  <w:footnote w:type="separator" w:id="-1">
+    <w:p>
+      <w:pPr>
+        <w:spacing w:after="0"/>
+      </w:pPr>
+      <w:r>
+        <w:separator/>
+      </w:r>
+    </w:p>
+  </w:footnote>
+  <w:footnote w:type="continuationSeparator" w:id="0">
+    <w:p>
+      <w:pPr>
+        <w:spacing w:after="0"/>
+      </w:pPr>
+      <w:r>
+        <w:continuationSeparator/>
+      </w:r>
+    </w:p>
+  </w:footnote>
+</w:footnotes>
 </file>
 
 <file path=word/styles.xml><?xml version="1.0" encoding="utf-8"?>
@@ -759,7 +1361,6 @@
   <w:style w:type="character" w:default="1" w:styleId="a0">
     <w:name w:val="Default Paragraph Font"/>
     <w:uiPriority w:val="1"/>
-    <w:semiHidden/>
     <w:unhideWhenUsed/>
   </w:style>
   <w:style w:type="table" w:default="1" w:styleId="a1">
@@ -1067,6 +1668,50 @@
       <w:color w:val="0F4761" w:themeColor="accent1" w:themeShade="BF"/>
       <w:spacing w:val="5"/>
     </w:rPr>
+  </w:style>
+  <w:style w:type="paragraph" w:styleId="aa">
+    <w:name w:val="header"/>
+    <w:basedOn w:val="a"/>
+    <w:link w:val="Char3"/>
+    <w:uiPriority w:val="99"/>
+    <w:unhideWhenUsed/>
+    <w:rsid w:val="003A551C"/>
+    <w:pPr>
+      <w:tabs>
+        <w:tab w:val="center" w:pos="4513"/>
+        <w:tab w:val="right" w:pos="9026"/>
+      </w:tabs>
+      <w:snapToGrid w:val="0"/>
+    </w:pPr>
+  </w:style>
+  <w:style w:type="character" w:customStyle="1" w:styleId="Char3">
+    <w:name w:val="머리글 Char"/>
+    <w:basedOn w:val="a0"/>
+    <w:link w:val="aa"/>
+    <w:uiPriority w:val="99"/>
+    <w:rsid w:val="003A551C"/>
+  </w:style>
+  <w:style w:type="paragraph" w:styleId="ab">
+    <w:name w:val="footer"/>
+    <w:basedOn w:val="a"/>
+    <w:link w:val="Char4"/>
+    <w:uiPriority w:val="99"/>
+    <w:unhideWhenUsed/>
+    <w:rsid w:val="003A551C"/>
+    <w:pPr>
+      <w:tabs>
+        <w:tab w:val="center" w:pos="4513"/>
+        <w:tab w:val="right" w:pos="9026"/>
+      </w:tabs>
+      <w:snapToGrid w:val="0"/>
+    </w:pPr>
+  </w:style>
+  <w:style w:type="character" w:customStyle="1" w:styleId="Char4">
+    <w:name w:val="바닥글 Char"/>
+    <w:basedOn w:val="a0"/>
+    <w:link w:val="ab"/>
+    <w:uiPriority w:val="99"/>
+    <w:rsid w:val="003A551C"/>
   </w:style>
 </w:styles>
 </file>
